--- a/A.4.1E.docx
+++ b/A.4.1E.docx
@@ -115,19 +115,19 @@
         <w:tblLook w:val="0000" w:firstRow="0" w:lastRow="0" w:firstColumn="0" w:lastColumn="0" w:noHBand="0" w:noVBand="0"/>
       </w:tblPr>
       <w:tblGrid>
-        <w:gridCol w:w="564"/>
-        <w:gridCol w:w="564"/>
-        <w:gridCol w:w="565"/>
-        <w:gridCol w:w="565"/>
-        <w:gridCol w:w="565"/>
-        <w:gridCol w:w="799"/>
-        <w:gridCol w:w="762"/>
-        <w:gridCol w:w="786"/>
-        <w:gridCol w:w="799"/>
-        <w:gridCol w:w="786"/>
-        <w:gridCol w:w="786"/>
-        <w:gridCol w:w="737"/>
-        <w:gridCol w:w="786"/>
+        <w:gridCol w:w="568"/>
+        <w:gridCol w:w="567"/>
+        <w:gridCol w:w="567"/>
+        <w:gridCol w:w="567"/>
+        <w:gridCol w:w="567"/>
+        <w:gridCol w:w="803"/>
+        <w:gridCol w:w="766"/>
+        <w:gridCol w:w="791"/>
+        <w:gridCol w:w="754"/>
+        <w:gridCol w:w="791"/>
+        <w:gridCol w:w="791"/>
+        <w:gridCol w:w="741"/>
+        <w:gridCol w:w="791"/>
       </w:tblGrid>
       <w:tr>
         <w:trPr>
@@ -7731,6 +7731,7 @@
               <w:bottom w:val="single" w:sz="12" w:space="0" w:color="000000"/>
               <w:right w:val="single" w:sz="12" w:space="0" w:color="000000"/>
             </w:tcBorders>
+            <w:shd w:val="clear" w:color="auto" w:fill="DDA0DD"/>
             <w:vAlign w:val="center"/>
           </w:tcPr>
           <w:p>
@@ -7745,24 +7746,10 @@
             </w:pPr>
             <w:r>
               <w:rPr>
-                <w:rFonts w:ascii="Leelawadee UI" w:hAnsi="Leelawadee UI" w:cs="Leelawadee UI"/>
-              </w:rPr>
-              <w:t>ໜ</w:t>
-            </w:r>
-            <w:r>
-              <w:rPr>
-                <w:rFonts w:ascii="Arial" w:hAnsi="Arial" w:cs="Arial"/>
-              </w:rPr>
-              <w:br/>
-            </w:r>
-            <w:proofErr w:type="spellStart"/>
-            <w:r>
-              <w:rPr>
-                <w:rFonts w:ascii="Arial" w:hAnsi="Arial" w:cs="Arial"/>
-              </w:rPr>
-              <w:t>0EDC</w:t>
-            </w:r>
-            <w:proofErr w:type="spellEnd"/>
+                <w:rFonts w:ascii="Arial" w:hAnsi="Arial" w:cs="Arial"/>
+              </w:rPr>
+              <w:t> </w:t>
+            </w:r>
           </w:p>
         </w:tc>
         <w:tc>
@@ -8241,6 +8228,7 @@
               <w:bottom w:val="single" w:sz="12" w:space="0" w:color="000000"/>
               <w:right w:val="single" w:sz="12" w:space="0" w:color="000000"/>
             </w:tcBorders>
+            <w:shd w:val="clear" w:color="auto" w:fill="FFFACD"/>
             <w:vAlign w:val="center"/>
           </w:tcPr>
           <w:p>
@@ -8257,7 +8245,7 @@
               <w:rPr>
                 <w:rFonts w:ascii="Leelawadee UI" w:hAnsi="Leelawadee UI" w:cs="Leelawadee UI"/>
               </w:rPr>
-              <w:t>ໝ</w:t>
+              <w:t>ະ</w:t>
             </w:r>
             <w:r>
               <w:rPr>
@@ -8270,7 +8258,7 @@
               <w:rPr>
                 <w:rFonts w:ascii="Arial" w:hAnsi="Arial" w:cs="Arial"/>
               </w:rPr>
-              <w:t>0EDD</w:t>
+              <w:t>0EB0</w:t>
             </w:r>
             <w:proofErr w:type="spellEnd"/>
           </w:p>
@@ -8748,7 +8736,7 @@
               <w:bottom w:val="single" w:sz="12" w:space="0" w:color="000000"/>
               <w:right w:val="single" w:sz="12" w:space="0" w:color="000000"/>
             </w:tcBorders>
-            <w:shd w:val="clear" w:color="auto" w:fill="DDA0DD"/>
+            <w:shd w:val="clear" w:color="auto" w:fill="FFFACD"/>
             <w:vAlign w:val="center"/>
           </w:tcPr>
           <w:p>
@@ -8763,22 +8751,36 @@
             </w:pPr>
             <w:r>
               <w:rPr>
-                <w:rFonts w:ascii="Arial" w:hAnsi="Arial" w:cs="Arial"/>
-              </w:rPr>
-              <w:t> </w:t>
-            </w:r>
-          </w:p>
-        </w:tc>
-        <w:tc>
-          <w:tcPr>
-            <w:tcW w:w="0" w:type="auto"/>
-            <w:tcBorders>
-              <w:top w:val="single" w:sz="12" w:space="0" w:color="000000"/>
-              <w:left w:val="single" w:sz="12" w:space="0" w:color="000000"/>
-              <w:bottom w:val="single" w:sz="12" w:space="0" w:color="000000"/>
-              <w:right w:val="single" w:sz="12" w:space="0" w:color="000000"/>
-            </w:tcBorders>
-            <w:shd w:val="clear" w:color="auto" w:fill="FFFACD"/>
+                <w:rFonts w:ascii="Leelawadee UI" w:hAnsi="Leelawadee UI" w:cs="Leelawadee UI"/>
+              </w:rPr>
+              <w:t>ັ</w:t>
+            </w:r>
+            <w:r>
+              <w:rPr>
+                <w:rFonts w:ascii="Arial" w:hAnsi="Arial" w:cs="Arial"/>
+              </w:rPr>
+              <w:br/>
+            </w:r>
+            <w:proofErr w:type="spellStart"/>
+            <w:r>
+              <w:rPr>
+                <w:rFonts w:ascii="Arial" w:hAnsi="Arial" w:cs="Arial"/>
+              </w:rPr>
+              <w:t>0EB1</w:t>
+            </w:r>
+            <w:proofErr w:type="spellEnd"/>
+          </w:p>
+        </w:tc>
+        <w:tc>
+          <w:tcPr>
+            <w:tcW w:w="0" w:type="auto"/>
+            <w:tcBorders>
+              <w:top w:val="single" w:sz="12" w:space="0" w:color="000000"/>
+              <w:left w:val="single" w:sz="12" w:space="0" w:color="000000"/>
+              <w:bottom w:val="single" w:sz="12" w:space="0" w:color="000000"/>
+              <w:right w:val="single" w:sz="12" w:space="0" w:color="000000"/>
+            </w:tcBorders>
+            <w:shd w:val="clear" w:color="auto" w:fill="DDA0DD"/>
             <w:vAlign w:val="center"/>
           </w:tcPr>
           <w:p>
@@ -8793,24 +8795,10 @@
             </w:pPr>
             <w:r>
               <w:rPr>
-                <w:rFonts w:ascii="Leelawadee UI" w:hAnsi="Leelawadee UI" w:cs="Leelawadee UI"/>
-              </w:rPr>
-              <w:t>ະ</w:t>
-            </w:r>
-            <w:r>
-              <w:rPr>
-                <w:rFonts w:ascii="Arial" w:hAnsi="Arial" w:cs="Arial"/>
-              </w:rPr>
-              <w:br/>
-            </w:r>
-            <w:proofErr w:type="spellStart"/>
-            <w:r>
-              <w:rPr>
-                <w:rFonts w:ascii="Arial" w:hAnsi="Arial" w:cs="Arial"/>
-              </w:rPr>
-              <w:t>0EB0</w:t>
-            </w:r>
-            <w:proofErr w:type="spellEnd"/>
+                <w:rFonts w:ascii="Arial" w:hAnsi="Arial" w:cs="Arial"/>
+              </w:rPr>
+              <w:t> </w:t>
+            </w:r>
           </w:p>
         </w:tc>
         <w:tc>
@@ -8875,8 +8863,15 @@
                 <w:rFonts w:ascii="Arial" w:hAnsi="Arial" w:cs="Arial"/>
               </w:rPr>
               <w:br/>
+            </w:r>
+            <w:proofErr w:type="spellStart"/>
+            <w:r>
+              <w:rPr>
+                <w:rFonts w:ascii="Arial" w:hAnsi="Arial" w:cs="Arial"/>
+              </w:rPr>
               <w:t>006E</w:t>
             </w:r>
+            <w:proofErr w:type="spellEnd"/>
           </w:p>
         </w:tc>
         <w:tc>
@@ -9271,9 +9266,9 @@
             </w:pPr>
             <w:r>
               <w:rPr>
-                <w:rFonts w:ascii="Leelawadee UI" w:hAnsi="Leelawadee UI" w:cs="Leelawadee UI"/>
-              </w:rPr>
-              <w:t>ັ</w:t>
+                <w:rFonts w:ascii="Arial" w:hAnsi="Arial" w:cs="Arial"/>
+              </w:rPr>
+              <w:t>຺</w:t>
             </w:r>
             <w:r>
               <w:rPr>
@@ -9286,7 +9281,7 @@
               <w:rPr>
                 <w:rFonts w:ascii="Arial" w:hAnsi="Arial" w:cs="Arial"/>
               </w:rPr>
-              <w:t>0EB1</w:t>
+              <w:t>0EBA</w:t>
             </w:r>
             <w:proofErr w:type="spellEnd"/>
           </w:p>
@@ -9672,19 +9667,19 @@
         <w:tblLook w:val="0000" w:firstRow="0" w:lastRow="0" w:firstColumn="0" w:lastColumn="0" w:noHBand="0" w:noVBand="0"/>
       </w:tblPr>
       <w:tblGrid>
-        <w:gridCol w:w="520"/>
-        <w:gridCol w:w="520"/>
-        <w:gridCol w:w="520"/>
-        <w:gridCol w:w="520"/>
-        <w:gridCol w:w="520"/>
-        <w:gridCol w:w="738"/>
-        <w:gridCol w:w="738"/>
-        <w:gridCol w:w="1826"/>
-        <w:gridCol w:w="727"/>
-        <w:gridCol w:w="716"/>
-        <w:gridCol w:w="772"/>
-        <w:gridCol w:w="738"/>
-        <w:gridCol w:w="704"/>
+        <w:gridCol w:w="517"/>
+        <w:gridCol w:w="517"/>
+        <w:gridCol w:w="517"/>
+        <w:gridCol w:w="517"/>
+        <w:gridCol w:w="518"/>
+        <w:gridCol w:w="735"/>
+        <w:gridCol w:w="735"/>
+        <w:gridCol w:w="1817"/>
+        <w:gridCol w:w="769"/>
+        <w:gridCol w:w="712"/>
+        <w:gridCol w:w="769"/>
+        <w:gridCol w:w="735"/>
+        <w:gridCol w:w="701"/>
       </w:tblGrid>
       <w:tr>
         <w:trPr>
@@ -11657,15 +11652,8 @@
                 <w:rFonts w:ascii="Arial" w:hAnsi="Arial" w:cs="Arial"/>
               </w:rPr>
               <w:br/>
-            </w:r>
-            <w:proofErr w:type="spellStart"/>
-            <w:r>
-              <w:rPr>
-                <w:rFonts w:ascii="Arial" w:hAnsi="Arial" w:cs="Arial"/>
-              </w:rPr>
               <w:t>26A0</w:t>
             </w:r>
-            <w:proofErr w:type="spellEnd"/>
           </w:p>
         </w:tc>
         <w:bookmarkStart w:id="52" w:name="_MCCTEMPBM_CRPT01490054___7"/>
@@ -12824,8 +12812,15 @@
                 <w:rFonts w:ascii="Arial" w:hAnsi="Arial" w:cs="Arial"/>
               </w:rPr>
               <w:br/>
+            </w:r>
+            <w:proofErr w:type="spellStart"/>
+            <w:r>
+              <w:rPr>
+                <w:rFonts w:ascii="Arial" w:hAnsi="Arial" w:cs="Arial"/>
+              </w:rPr>
               <w:t>00A5</w:t>
             </w:r>
+            <w:proofErr w:type="spellEnd"/>
           </w:p>
         </w:tc>
         <w:tc>
@@ -12923,7 +12918,6 @@
               <w:bottom w:val="single" w:sz="12" w:space="0" w:color="000000"/>
               <w:right w:val="single" w:sz="12" w:space="0" w:color="000000"/>
             </w:tcBorders>
-            <w:shd w:val="clear" w:color="auto" w:fill="DDA0DD"/>
             <w:vAlign w:val="center"/>
           </w:tcPr>
           <w:p>
@@ -12938,10 +12932,24 @@
             </w:pPr>
             <w:r>
               <w:rPr>
-                <w:rFonts w:ascii="Arial" w:hAnsi="Arial" w:cs="Arial"/>
-              </w:rPr>
-              <w:t> </w:t>
-            </w:r>
+                <w:rFonts w:ascii="Leelawadee UI" w:hAnsi="Leelawadee UI" w:cs="Leelawadee UI"/>
+              </w:rPr>
+              <w:t>ໜ</w:t>
+            </w:r>
+            <w:r>
+              <w:rPr>
+                <w:rFonts w:ascii="Arial" w:hAnsi="Arial" w:cs="Arial"/>
+              </w:rPr>
+              <w:br/>
+            </w:r>
+            <w:proofErr w:type="spellStart"/>
+            <w:r>
+              <w:rPr>
+                <w:rFonts w:ascii="Arial" w:hAnsi="Arial" w:cs="Arial"/>
+              </w:rPr>
+              <w:t>0EDC</w:t>
+            </w:r>
+            <w:proofErr w:type="spellEnd"/>
           </w:p>
         </w:tc>
         <w:tc>
@@ -13409,7 +13417,6 @@
               <w:bottom w:val="single" w:sz="12" w:space="0" w:color="000000"/>
               <w:right w:val="single" w:sz="12" w:space="0" w:color="000000"/>
             </w:tcBorders>
-            <w:shd w:val="clear" w:color="auto" w:fill="DDA0DD"/>
             <w:vAlign w:val="center"/>
           </w:tcPr>
           <w:p>
@@ -13424,10 +13431,24 @@
             </w:pPr>
             <w:r>
               <w:rPr>
-                <w:rFonts w:ascii="Arial" w:hAnsi="Arial" w:cs="Arial"/>
-              </w:rPr>
-              <w:t> </w:t>
-            </w:r>
+                <w:rFonts w:ascii="Leelawadee UI" w:hAnsi="Leelawadee UI" w:cs="Leelawadee UI"/>
+              </w:rPr>
+              <w:t>ໝ</w:t>
+            </w:r>
+            <w:r>
+              <w:rPr>
+                <w:rFonts w:ascii="Arial" w:hAnsi="Arial" w:cs="Arial"/>
+              </w:rPr>
+              <w:br/>
+            </w:r>
+            <w:proofErr w:type="spellStart"/>
+            <w:r>
+              <w:rPr>
+                <w:rFonts w:ascii="Arial" w:hAnsi="Arial" w:cs="Arial"/>
+              </w:rPr>
+              <w:t>0EDD</w:t>
+            </w:r>
+            <w:proofErr w:type="spellEnd"/>
           </w:p>
         </w:tc>
         <w:tc>
@@ -16346,8 +16367,15 @@
                 <w:rFonts w:ascii="Arial" w:hAnsi="Arial" w:cs="Arial"/>
               </w:rPr>
               <w:br/>
+            </w:r>
+            <w:proofErr w:type="spellStart"/>
+            <w:r>
+              <w:rPr>
+                <w:rFonts w:ascii="Arial" w:hAnsi="Arial" w:cs="Arial"/>
+              </w:rPr>
               <w:t>00F7</w:t>
             </w:r>
+            <w:proofErr w:type="spellEnd"/>
           </w:p>
         </w:tc>
         <w:tc>
@@ -17687,15 +17715,8 @@
                 <w:rFonts w:ascii="Arial" w:hAnsi="Arial" w:cs="Arial"/>
               </w:rPr>
               <w:br/>
-            </w:r>
-            <w:proofErr w:type="spellStart"/>
-            <w:r>
-              <w:rPr>
-                <w:rFonts w:ascii="Arial" w:hAnsi="Arial" w:cs="Arial"/>
-              </w:rPr>
               <w:t>007E</w:t>
             </w:r>
-            <w:proofErr w:type="spellEnd"/>
           </w:p>
         </w:tc>
         <w:tc>
@@ -18638,8 +18659,15 @@
                 <w:rFonts w:ascii="Arial" w:hAnsi="Arial" w:cs="Arial"/>
               </w:rPr>
               <w:br/>
+            </w:r>
+            <w:proofErr w:type="spellStart"/>
+            <w:r>
+              <w:rPr>
+                <w:rFonts w:ascii="Arial" w:hAnsi="Arial" w:cs="Arial"/>
+              </w:rPr>
               <w:t>00B7</w:t>
             </w:r>
+            <w:proofErr w:type="spellEnd"/>
           </w:p>
         </w:tc>
         <w:tc>
@@ -18694,7 +18722,7 @@
               <w:bottom w:val="single" w:sz="12" w:space="0" w:color="000000"/>
               <w:right w:val="single" w:sz="12" w:space="0" w:color="000000"/>
             </w:tcBorders>
-            <w:shd w:val="clear" w:color="auto" w:fill="FFFACD"/>
+            <w:shd w:val="clear" w:color="auto" w:fill="DDA0DD"/>
             <w:vAlign w:val="center"/>
           </w:tcPr>
           <w:p>
@@ -18711,14 +18739,7 @@
               <w:rPr>
                 <w:rFonts w:ascii="Arial" w:hAnsi="Arial" w:cs="Arial"/>
               </w:rPr>
-              <w:t>຺</w:t>
-            </w:r>
-            <w:r>
-              <w:rPr>
-                <w:rFonts w:ascii="Arial" w:hAnsi="Arial" w:cs="Arial"/>
-              </w:rPr>
-              <w:br/>
-              <w:t>0EBA</w:t>
+              <w:t> </w:t>
             </w:r>
           </w:p>
         </w:tc>
